--- a/backend/templates/packing_list.docx
+++ b/backend/templates/packing_list.docx
@@ -657,6 +657,183 @@
         </w:tc>
       </w:tr>
     </w:tbl>
+    <w:p/>
+    <w:tbl>
+      <w:tblPr>
+        <w:tblW w:type="auto" w:w="0"/>
+        <w:tblLook w:firstColumn="1" w:firstRow="1" w:lastColumn="0" w:lastRow="0" w:noHBand="0" w:noVBand="1" w:val="04A0"/>
+      </w:tblPr>
+      <w:tblGrid>
+        <w:gridCol w:w="5233"/>
+        <w:gridCol w:w="5233"/>
+      </w:tblGrid>
+      <w:tr>
+        <w:tc>
+          <w:tcPr>
+            <w:tcW w:type="dxa" w:w="5233"/>
+            <w:tcBorders>
+              <w:top w:val="nil"/>
+              <w:left w:val="nil"/>
+              <w:bottom w:val="nil"/>
+              <w:right w:val="nil"/>
+              <w:insideH w:val="nil"/>
+              <w:insideV w:val="nil"/>
+            </w:tcBorders>
+          </w:tcPr>
+          <w:p>
+            <w:pPr>
+              <w:spacing w:after="40"/>
+            </w:pPr>
+            <w:r>
+              <w:rPr>
+                <w:rFonts w:ascii="Arial" w:hAnsi="Arial"/>
+                <w:b/>
+                <w:sz w:val="18"/>
+              </w:rPr>
+              <w:t>Declaration:</w:t>
+            </w:r>
+          </w:p>
+          <w:p>
+            <w:pPr>
+              <w:spacing w:after="40"/>
+            </w:pPr>
+            <w:r>
+              <w:rPr>
+                <w:rFonts w:ascii="Arial" w:hAnsi="Arial"/>
+                <w:b w:val="0"/>
+                <w:sz w:val="16"/>
+              </w:rPr>
+              <w:t>We hereby certify that the goods described in this invoice are of Indian Origin and that the particulars given in this invoice are true and correct.</w:t>
+            </w:r>
+          </w:p>
+        </w:tc>
+        <w:tc>
+          <w:tcPr>
+            <w:tcW w:type="dxa" w:w="5233"/>
+            <w:tcBorders>
+              <w:top w:val="nil"/>
+              <w:left w:val="nil"/>
+              <w:bottom w:val="nil"/>
+              <w:right w:val="nil"/>
+              <w:insideH w:val="nil"/>
+              <w:insideV w:val="nil"/>
+            </w:tcBorders>
+          </w:tcPr>
+          <w:p>
+            <w:pPr>
+              <w:spacing w:after="40"/>
+              <w:jc w:val="right"/>
+            </w:pPr>
+            <w:r>
+              <w:rPr>
+                <w:rFonts w:ascii="Arial" w:hAnsi="Arial"/>
+                <w:b/>
+                <w:sz w:val="18"/>
+              </w:rPr>
+              <w:t>For RASI FOODS</w:t>
+            </w:r>
+          </w:p>
+          <w:p>
+            <w:pPr>
+              <w:spacing w:after="40"/>
+            </w:pPr>
+            <w:r>
+              <w:rPr>
+                <w:rFonts w:ascii="Arial" w:hAnsi="Arial"/>
+                <w:b w:val="0"/>
+                <w:sz w:val="18"/>
+              </w:rPr>
+              <w:br/>
+              <w:br/>
+            </w:r>
+          </w:p>
+          <w:p>
+            <w:pPr>
+              <w:spacing w:after="40"/>
+              <w:jc w:val="right"/>
+            </w:pPr>
+            <w:r>
+              <w:rPr>
+                <w:rFonts w:ascii="Arial" w:hAnsi="Arial"/>
+                <w:b w:val="0"/>
+                <w:sz w:val="16"/>
+              </w:rPr>
+              <w:t>Authorised Signatory &amp; Company Seal</w:t>
+            </w:r>
+          </w:p>
+          <w:p>
+            <w:pPr>
+              <w:spacing w:after="40"/>
+              <w:jc w:val="right"/>
+            </w:pPr>
+            <w:r>
+              <w:rPr>
+                <w:rFonts w:ascii="Arial" w:hAnsi="Arial"/>
+                <w:b w:val="0"/>
+                <w:sz w:val="16"/>
+              </w:rPr>
+              <w:t>{{ exporter_name }}</w:t>
+            </w:r>
+          </w:p>
+          <w:p>
+            <w:pPr>
+              <w:spacing w:after="40"/>
+              <w:jc w:val="right"/>
+            </w:pPr>
+            <w:r>
+              <w:rPr>
+                <w:rFonts w:ascii="Arial" w:hAnsi="Arial"/>
+                <w:b w:val="0"/>
+                <w:sz w:val="16"/>
+              </w:rPr>
+              <w:t>{{ exporter_address }}</w:t>
+            </w:r>
+          </w:p>
+          <w:p>
+            <w:pPr>
+              <w:spacing w:after="40"/>
+              <w:jc w:val="right"/>
+            </w:pPr>
+            <w:r>
+              <w:rPr>
+                <w:rFonts w:ascii="Arial" w:hAnsi="Arial"/>
+                <w:b w:val="0"/>
+                <w:sz w:val="16"/>
+              </w:rPr>
+              <w:t>Email: {{ exporter_email }}</w:t>
+            </w:r>
+          </w:p>
+          <w:p>
+            <w:pPr>
+              <w:spacing w:after="40"/>
+              <w:jc w:val="right"/>
+            </w:pPr>
+            <w:r>
+              <w:rPr>
+                <w:rFonts w:ascii="Arial" w:hAnsi="Arial"/>
+                <w:b w:val="0"/>
+                <w:sz w:val="16"/>
+              </w:rPr>
+              <w:t>GSTIN: {{ exporter_gstin }}</w:t>
+            </w:r>
+          </w:p>
+          <w:p>
+            <w:pPr>
+              <w:spacing w:after="40"/>
+              <w:jc w:val="right"/>
+            </w:pPr>
+            <w:r>
+              <w:rPr>
+                <w:rFonts w:ascii="Arial" w:hAnsi="Arial"/>
+                <w:b w:val="0"/>
+                <w:sz w:val="16"/>
+              </w:rPr>
+              <w:t>PAN: {{ exporter_pan }}</w:t>
+            </w:r>
+          </w:p>
+        </w:tc>
+      </w:tr>
+    </w:tbl>
     <w:sectPr>
       <w:headerReference w:type="first" r:id="rId9"/>
       <w:pgSz w:w="11906" w:h="16838"/>

--- a/backend/templates/packing_list.docx
+++ b/backend/templates/packing_list.docx
@@ -4,14 +4,14 @@
   <w:body>
     <w:p>
       <w:pPr>
-        <w:spacing w:after="240"/>
+        <w:spacing w:before="0" w:after="0"/>
         <w:jc w:val="center"/>
       </w:pPr>
       <w:r>
         <w:rPr>
           <w:rFonts w:ascii="Arial" w:hAnsi="Arial"/>
           <w:b/>
-          <w:sz w:val="28"/>
+          <w:sz w:val="22"/>
         </w:rPr>
         <w:t>PACKING LIST</w:t>
       </w:r>
@@ -28,7 +28,7 @@
       <w:tr>
         <w:tc>
           <w:tcPr>
-            <w:tcW w:type="dxa" w:w="5233"/>
+            <w:tcW w:type="dxa" w:w="5499"/>
             <w:tcBorders>
               <w:top w:val="nil"/>
               <w:left w:val="nil"/>
@@ -40,7 +40,7 @@
           </w:tcPr>
           <w:p>
             <w:pPr>
-              <w:spacing w:after="40"/>
+              <w:spacing w:after="0" w:line="240" w:lineRule="auto"/>
             </w:pPr>
             <w:r>
               <w:rPr>
@@ -53,7 +53,7 @@
           </w:p>
           <w:p>
             <w:pPr>
-              <w:spacing w:after="40"/>
+              <w:spacing w:after="0" w:line="240" w:lineRule="auto"/>
             </w:pPr>
             <w:r>
               <w:rPr>
@@ -69,7 +69,7 @@
         </w:tc>
         <w:tc>
           <w:tcPr>
-            <w:tcW w:type="dxa" w:w="5233"/>
+            <w:tcW w:type="dxa" w:w="5499"/>
             <w:tcBorders>
               <w:top w:val="nil"/>
               <w:left w:val="nil"/>
@@ -81,7 +81,7 @@
           </w:tcPr>
           <w:p>
             <w:pPr>
-              <w:spacing w:after="40"/>
+              <w:spacing w:after="0" w:line="240" w:lineRule="auto"/>
             </w:pPr>
             <w:r>
               <w:rPr>
@@ -102,7 +102,7 @@
           </w:p>
           <w:p>
             <w:pPr>
-              <w:spacing w:after="40"/>
+              <w:spacing w:after="0" w:line="240" w:lineRule="auto"/>
             </w:pPr>
             <w:r>
               <w:rPr>
@@ -123,7 +123,7 @@
           </w:p>
           <w:p>
             <w:pPr>
-              <w:spacing w:after="40"/>
+              <w:spacing w:after="0" w:line="240" w:lineRule="auto"/>
             </w:pPr>
             <w:r>
               <w:rPr>
@@ -152,13 +152,13 @@
         <w:tblLook w:firstColumn="1" w:firstRow="1" w:lastColumn="0" w:lastRow="0" w:noHBand="0" w:noVBand="1" w:val="04A0"/>
       </w:tblPr>
       <w:tblGrid>
-        <w:gridCol w:w="5233"/>
-        <w:gridCol w:w="5233"/>
+        <w:gridCol w:w="5499"/>
+        <w:gridCol w:w="5499"/>
       </w:tblGrid>
       <w:tr>
         <w:tc>
           <w:tcPr>
-            <w:tcW w:type="dxa" w:w="5233"/>
+            <w:tcW w:type="dxa" w:w="5499"/>
             <w:tcBorders>
               <w:top w:val="nil"/>
               <w:left w:val="nil"/>
@@ -170,7 +170,7 @@
           </w:tcPr>
           <w:p>
             <w:pPr>
-              <w:spacing w:after="40"/>
+              <w:spacing w:after="0" w:line="240" w:lineRule="auto"/>
             </w:pPr>
             <w:r>
               <w:rPr>
@@ -183,7 +183,7 @@
           </w:p>
           <w:p>
             <w:pPr>
-              <w:spacing w:after="40"/>
+              <w:spacing w:after="0" w:line="240" w:lineRule="auto"/>
             </w:pPr>
             <w:r>
               <w:rPr>
@@ -199,7 +199,7 @@
         </w:tc>
         <w:tc>
           <w:tcPr>
-            <w:tcW w:type="dxa" w:w="5233"/>
+            <w:tcW w:type="dxa" w:w="5499"/>
             <w:tcBorders>
               <w:top w:val="nil"/>
               <w:left w:val="nil"/>
@@ -211,7 +211,7 @@
           </w:tcPr>
           <w:p>
             <w:pPr>
-              <w:spacing w:after="40"/>
+              <w:spacing w:after="0" w:line="240" w:lineRule="auto"/>
             </w:pPr>
             <w:r>
               <w:rPr>
@@ -224,7 +224,7 @@
           </w:p>
           <w:p>
             <w:pPr>
-              <w:spacing w:after="40"/>
+              <w:spacing w:after="0" w:line="240" w:lineRule="auto"/>
             </w:pPr>
             <w:r>
               <w:rPr>
@@ -248,18 +248,18 @@
         <w:tblLook w:firstColumn="1" w:firstRow="1" w:lastColumn="0" w:lastRow="0" w:noHBand="0" w:noVBand="1" w:val="04A0"/>
       </w:tblPr>
       <w:tblGrid>
-        <w:gridCol w:w="3489"/>
-        <w:gridCol w:w="3489"/>
-        <w:gridCol w:w="3489"/>
+        <w:gridCol w:w="3666"/>
+        <w:gridCol w:w="3666"/>
+        <w:gridCol w:w="3666"/>
       </w:tblGrid>
       <w:tr>
         <w:tc>
           <w:tcPr>
-            <w:tcW w:type="dxa" w:w="3489"/>
+            <w:tcW w:type="dxa" w:w="3666"/>
           </w:tcPr>
           <w:p>
             <w:pPr>
-              <w:spacing w:after="40"/>
+              <w:spacing w:after="0" w:line="240" w:lineRule="auto"/>
             </w:pPr>
             <w:r>
               <w:rPr>
@@ -281,11 +281,11 @@
         </w:tc>
         <w:tc>
           <w:tcPr>
-            <w:tcW w:type="dxa" w:w="3489"/>
+            <w:tcW w:type="dxa" w:w="3666"/>
           </w:tcPr>
           <w:p>
             <w:pPr>
-              <w:spacing w:after="40"/>
+              <w:spacing w:after="0" w:line="240" w:lineRule="auto"/>
             </w:pPr>
             <w:r>
               <w:rPr>
@@ -307,11 +307,11 @@
         </w:tc>
         <w:tc>
           <w:tcPr>
-            <w:tcW w:type="dxa" w:w="3489"/>
+            <w:tcW w:type="dxa" w:w="3666"/>
           </w:tcPr>
           <w:p>
             <w:pPr>
-              <w:spacing w:after="40"/>
+              <w:spacing w:after="0" w:line="240" w:lineRule="auto"/>
             </w:pPr>
             <w:r>
               <w:rPr>
@@ -335,11 +335,11 @@
       <w:tr>
         <w:tc>
           <w:tcPr>
-            <w:tcW w:type="dxa" w:w="3489"/>
+            <w:tcW w:type="dxa" w:w="3666"/>
           </w:tcPr>
           <w:p>
             <w:pPr>
-              <w:spacing w:after="40"/>
+              <w:spacing w:after="0" w:line="240" w:lineRule="auto"/>
             </w:pPr>
             <w:r>
               <w:rPr>
@@ -361,11 +361,11 @@
         </w:tc>
         <w:tc>
           <w:tcPr>
-            <w:tcW w:type="dxa" w:w="3489"/>
+            <w:tcW w:type="dxa" w:w="3666"/>
           </w:tcPr>
           <w:p>
             <w:pPr>
-              <w:spacing w:after="40"/>
+              <w:spacing w:after="0" w:line="240" w:lineRule="auto"/>
             </w:pPr>
             <w:r>
               <w:rPr>
@@ -387,11 +387,11 @@
         </w:tc>
         <w:tc>
           <w:tcPr>
-            <w:tcW w:type="dxa" w:w="3489"/>
+            <w:tcW w:type="dxa" w:w="3666"/>
           </w:tcPr>
           <w:p>
             <w:pPr>
-              <w:spacing w:after="40"/>
+              <w:spacing w:after="0" w:line="240" w:lineRule="auto"/>
             </w:pPr>
             <w:r>
               <w:rPr>
@@ -418,24 +418,24 @@
       <w:tblPr>
         <w:tblStyle w:val="TableGrid"/>
         <w:tblW w:type="auto" w:w="0"/>
+        <w:tblLayout w:type="fixed"/>
         <w:tblLook w:firstColumn="1" w:firstRow="1" w:lastColumn="0" w:lastRow="0" w:noHBand="0" w:noVBand="1" w:val="04A0"/>
       </w:tblPr>
       <w:tblGrid>
-        <w:gridCol w:w="1744"/>
-        <w:gridCol w:w="1744"/>
-        <w:gridCol w:w="1744"/>
-        <w:gridCol w:w="1744"/>
-        <w:gridCol w:w="1744"/>
-        <w:gridCol w:w="1744"/>
+        <w:gridCol w:w="1152"/>
+        <w:gridCol w:w="1152"/>
+        <w:gridCol w:w="6192"/>
+        <w:gridCol w:w="864"/>
+        <w:gridCol w:w="1584"/>
       </w:tblGrid>
       <w:tr>
         <w:tc>
           <w:tcPr>
-            <w:tcW w:type="dxa" w:w="1744"/>
+            <w:tcW w:type="dxa" w:w="2200"/>
           </w:tcPr>
           <w:p>
             <w:pPr>
-              <w:spacing w:after="40"/>
+              <w:spacing w:after="0" w:line="240" w:lineRule="auto"/>
               <w:jc w:val="center"/>
             </w:pPr>
             <w:r>
@@ -444,17 +444,36 @@
                 <w:b/>
                 <w:sz w:val="18"/>
               </w:rPr>
-              <w:t>Marks &amp; Nos</w:t>
+              <w:t>Marks &amp; Nos / Container Nos</w:t>
             </w:r>
           </w:p>
         </w:tc>
         <w:tc>
           <w:tcPr>
-            <w:tcW w:type="dxa" w:w="1744"/>
+            <w:tcW w:type="dxa" w:w="2200"/>
           </w:tcPr>
           <w:p>
             <w:pPr>
-              <w:spacing w:after="40"/>
+              <w:spacing w:after="0" w:line="240" w:lineRule="auto"/>
+              <w:jc w:val="center"/>
+            </w:pPr>
+            <w:r>
+              <w:rPr>
+                <w:rFonts w:ascii="Arial" w:hAnsi="Arial"/>
+                <w:b/>
+                <w:sz w:val="18"/>
+              </w:rPr>
+              <w:t>No. &amp; Kind of Packages</w:t>
+            </w:r>
+          </w:p>
+        </w:tc>
+        <w:tc>
+          <w:tcPr>
+            <w:tcW w:type="dxa" w:w="2200"/>
+          </w:tcPr>
+          <w:p>
+            <w:pPr>
+              <w:spacing w:after="0" w:line="240" w:lineRule="auto"/>
               <w:jc w:val="center"/>
             </w:pPr>
             <w:r>
@@ -469,11 +488,11 @@
         </w:tc>
         <w:tc>
           <w:tcPr>
-            <w:tcW w:type="dxa" w:w="1744"/>
+            <w:tcW w:type="dxa" w:w="2200"/>
           </w:tcPr>
           <w:p>
             <w:pPr>
-              <w:spacing w:after="40"/>
+              <w:spacing w:after="0" w:line="240" w:lineRule="auto"/>
               <w:jc w:val="center"/>
             </w:pPr>
             <w:r>
@@ -488,11 +507,11 @@
         </w:tc>
         <w:tc>
           <w:tcPr>
-            <w:tcW w:type="dxa" w:w="1744"/>
+            <w:tcW w:type="dxa" w:w="2200"/>
           </w:tcPr>
           <w:p>
             <w:pPr>
-              <w:spacing w:after="40"/>
+              <w:spacing w:after="0" w:line="240" w:lineRule="auto"/>
               <w:jc w:val="center"/>
             </w:pPr>
             <w:r>
@@ -501,45 +520,7 @@
                 <w:b/>
                 <w:sz w:val="18"/>
               </w:rPr>
-              <w:t>Net Weight</w:t>
-            </w:r>
-          </w:p>
-        </w:tc>
-        <w:tc>
-          <w:tcPr>
-            <w:tcW w:type="dxa" w:w="1744"/>
-          </w:tcPr>
-          <w:p>
-            <w:pPr>
-              <w:spacing w:after="40"/>
-              <w:jc w:val="center"/>
-            </w:pPr>
-            <w:r>
-              <w:rPr>
-                <w:rFonts w:ascii="Arial" w:hAnsi="Arial"/>
-                <w:b/>
-                <w:sz w:val="18"/>
-              </w:rPr>
-              <w:t>Gross Weight</w:t>
-            </w:r>
-          </w:p>
-        </w:tc>
-        <w:tc>
-          <w:tcPr>
-            <w:tcW w:type="dxa" w:w="1744"/>
-          </w:tcPr>
-          <w:p>
-            <w:pPr>
-              <w:spacing w:after="40"/>
-              <w:jc w:val="center"/>
-            </w:pPr>
-            <w:r>
-              <w:rPr>
-                <w:rFonts w:ascii="Arial" w:hAnsi="Arial"/>
-                <w:b/>
-                <w:sz w:val="18"/>
-              </w:rPr>
-              <w:t>Total Eggs</w:t>
+              <w:t>Remarks</w:t>
             </w:r>
           </w:p>
         </w:tc>
@@ -547,11 +528,11 @@
       <w:tr>
         <w:tc>
           <w:tcPr>
-            <w:tcW w:type="dxa" w:w="1744"/>
+            <w:tcW w:type="dxa" w:w="2200"/>
           </w:tcPr>
           <w:p>
             <w:pPr>
-              <w:spacing w:after="40"/>
+              <w:spacing w:after="0" w:line="240" w:lineRule="auto"/>
             </w:pPr>
             <w:r>
               <w:rPr>
@@ -567,11 +548,31 @@
         </w:tc>
         <w:tc>
           <w:tcPr>
-            <w:tcW w:type="dxa" w:w="1744"/>
+            <w:tcW w:type="dxa" w:w="2200"/>
           </w:tcPr>
           <w:p>
             <w:pPr>
-              <w:spacing w:after="40"/>
+              <w:spacing w:after="0" w:line="240" w:lineRule="auto"/>
+            </w:pPr>
+            <w:r>
+              <w:rPr>
+                <w:rFonts w:ascii="Arial" w:hAnsi="Arial"/>
+                <w:b w:val="0"/>
+                <w:sz w:val="18"/>
+              </w:rPr>
+              <w:t>{{ no_and_kind_of_packages }}</w:t>
+              <w:br/>
+              <w:t>{{ container_type }}</w:t>
+            </w:r>
+          </w:p>
+        </w:tc>
+        <w:tc>
+          <w:tcPr>
+            <w:tcW w:type="dxa" w:w="2200"/>
+          </w:tcPr>
+          <w:p>
+            <w:pPr>
+              <w:spacing w:after="0" w:line="240" w:lineRule="auto"/>
             </w:pPr>
             <w:r>
               <w:rPr>
@@ -585,11 +586,12 @@
         </w:tc>
         <w:tc>
           <w:tcPr>
-            <w:tcW w:type="dxa" w:w="1744"/>
+            <w:tcW w:type="dxa" w:w="2200"/>
           </w:tcPr>
           <w:p>
             <w:pPr>
-              <w:spacing w:after="40"/>
+              <w:spacing w:after="0" w:line="240" w:lineRule="auto"/>
+              <w:jc w:val="center"/>
             </w:pPr>
             <w:r>
               <w:rPr>
@@ -603,11 +605,11 @@
         </w:tc>
         <w:tc>
           <w:tcPr>
-            <w:tcW w:type="dxa" w:w="1744"/>
+            <w:tcW w:type="dxa" w:w="2200"/>
           </w:tcPr>
           <w:p>
             <w:pPr>
-              <w:spacing w:after="40"/>
+              <w:spacing w:after="0" w:line="240" w:lineRule="auto"/>
             </w:pPr>
             <w:r>
               <w:rPr>
@@ -615,43 +617,14 @@
                 <w:b w:val="0"/>
                 <w:sz w:val="18"/>
               </w:rPr>
-              <w:t>{{ net_weight }} KGS</w:t>
-            </w:r>
-          </w:p>
-        </w:tc>
-        <w:tc>
-          <w:tcPr>
-            <w:tcW w:type="dxa" w:w="1744"/>
-          </w:tcPr>
-          <w:p>
-            <w:pPr>
-              <w:spacing w:after="40"/>
-            </w:pPr>
-            <w:r>
-              <w:rPr>
-                <w:rFonts w:ascii="Arial" w:hAnsi="Arial"/>
-                <w:b w:val="0"/>
-                <w:sz w:val="18"/>
-              </w:rPr>
-              <w:t>{{ gross_weight }} KGS</w:t>
-            </w:r>
-          </w:p>
-        </w:tc>
-        <w:tc>
-          <w:tcPr>
-            <w:tcW w:type="dxa" w:w="1744"/>
-          </w:tcPr>
-          <w:p>
-            <w:pPr>
-              <w:spacing w:after="40"/>
-            </w:pPr>
-            <w:r>
-              <w:rPr>
-                <w:rFonts w:ascii="Arial" w:hAnsi="Arial"/>
-                <w:b w:val="0"/>
-                <w:sz w:val="18"/>
-              </w:rPr>
-              <w:t>{{ total_eggs }}</w:t>
+              <w:t>Net wt/carton:</w:t>
+              <w:br/>
+              <w:t>{{ net_weight }} KGS (Total)</w:t>
+              <w:br/>
+              <w:br/>
+              <w:t>Gross wt/carton:</w:t>
+              <w:br/>
+              <w:t>{{ gross_weight_per_egg }} KGS</w:t>
             </w:r>
           </w:p>
         </w:tc>
@@ -664,13 +637,13 @@
         <w:tblLook w:firstColumn="1" w:firstRow="1" w:lastColumn="0" w:lastRow="0" w:noHBand="0" w:noVBand="1" w:val="04A0"/>
       </w:tblPr>
       <w:tblGrid>
-        <w:gridCol w:w="5233"/>
-        <w:gridCol w:w="5233"/>
+        <w:gridCol w:w="5499"/>
+        <w:gridCol w:w="5499"/>
       </w:tblGrid>
       <w:tr>
         <w:tc>
           <w:tcPr>
-            <w:tcW w:type="dxa" w:w="5233"/>
+            <w:tcW w:type="dxa" w:w="5499"/>
             <w:tcBorders>
               <w:top w:val="nil"/>
               <w:left w:val="nil"/>
@@ -682,7 +655,7 @@
           </w:tcPr>
           <w:p>
             <w:pPr>
-              <w:spacing w:after="40"/>
+              <w:spacing w:after="0" w:line="240" w:lineRule="auto"/>
             </w:pPr>
             <w:r>
               <w:rPr>
@@ -695,7 +668,7 @@
           </w:p>
           <w:p>
             <w:pPr>
-              <w:spacing w:after="40"/>
+              <w:spacing w:after="0" w:line="240" w:lineRule="auto"/>
             </w:pPr>
             <w:r>
               <w:rPr>
@@ -709,7 +682,7 @@
         </w:tc>
         <w:tc>
           <w:tcPr>
-            <w:tcW w:type="dxa" w:w="5233"/>
+            <w:tcW w:type="dxa" w:w="5499"/>
             <w:tcBorders>
               <w:top w:val="nil"/>
               <w:left w:val="nil"/>
@@ -721,7 +694,7 @@
           </w:tcPr>
           <w:p>
             <w:pPr>
-              <w:spacing w:after="40"/>
+              <w:spacing w:after="0" w:line="240" w:lineRule="auto"/>
               <w:jc w:val="right"/>
             </w:pPr>
             <w:r>
@@ -735,7 +708,7 @@
           </w:p>
           <w:p>
             <w:pPr>
-              <w:spacing w:after="40"/>
+              <w:spacing w:after="0" w:line="240" w:lineRule="auto"/>
             </w:pPr>
             <w:r>
               <w:rPr>
@@ -749,7 +722,7 @@
           </w:p>
           <w:p>
             <w:pPr>
-              <w:spacing w:after="40"/>
+              <w:spacing w:after="0" w:line="240" w:lineRule="auto"/>
               <w:jc w:val="right"/>
             </w:pPr>
             <w:r>
@@ -763,7 +736,7 @@
           </w:p>
           <w:p>
             <w:pPr>
-              <w:spacing w:after="40"/>
+              <w:spacing w:after="0" w:line="240" w:lineRule="auto"/>
               <w:jc w:val="right"/>
             </w:pPr>
             <w:r>
@@ -777,7 +750,7 @@
           </w:p>
           <w:p>
             <w:pPr>
-              <w:spacing w:after="40"/>
+              <w:spacing w:after="0" w:line="240" w:lineRule="auto"/>
               <w:jc w:val="right"/>
             </w:pPr>
             <w:r>
@@ -791,7 +764,7 @@
           </w:p>
           <w:p>
             <w:pPr>
-              <w:spacing w:after="40"/>
+              <w:spacing w:after="0" w:line="240" w:lineRule="auto"/>
               <w:jc w:val="right"/>
             </w:pPr>
             <w:r>
@@ -805,7 +778,7 @@
           </w:p>
           <w:p>
             <w:pPr>
-              <w:spacing w:after="40"/>
+              <w:spacing w:after="0" w:line="240" w:lineRule="auto"/>
               <w:jc w:val="right"/>
             </w:pPr>
             <w:r>
@@ -819,7 +792,7 @@
           </w:p>
           <w:p>
             <w:pPr>
-              <w:spacing w:after="40"/>
+              <w:spacing w:after="0" w:line="240" w:lineRule="auto"/>
               <w:jc w:val="right"/>
             </w:pPr>
             <w:r>
@@ -837,7 +810,7 @@
     <w:sectPr>
       <w:headerReference w:type="first" r:id="rId9"/>
       <w:pgSz w:w="11906" w:h="16838"/>
-      <w:pgMar w:top="720" w:right="720" w:bottom="720" w:left="720" w:header="720" w:footer="720" w:gutter="0"/>
+      <w:pgMar w:top="142" w:right="454" w:bottom="142" w:left="454" w:header="0" w:footer="720" w:gutter="0"/>
       <w:cols w:space="720"/>
       <w:titlePg/>
       <w:docGrid w:linePitch="360"/>
@@ -851,12 +824,13 @@
   <w:p>
     <w:pPr>
       <w:pStyle w:val="Header"/>
+      <w:spacing w:before="0" w:after="0" w:line="240" w:lineRule="auto"/>
       <w:jc w:val="center"/>
     </w:pPr>
     <w:r>
       <w:drawing>
         <wp:inline xmlns:a="http://schemas.openxmlformats.org/drawingml/2006/main" xmlns:pic="http://schemas.openxmlformats.org/drawingml/2006/picture">
-          <wp:extent cx="5943600" cy="1814945"/>
+          <wp:extent cx="6400800" cy="1954557"/>
           <wp:docPr id="1" name="Picture 1"/>
           <wp:cNvGraphicFramePr>
             <a:graphicFrameLocks noChangeAspect="1"/>
@@ -877,7 +851,7 @@
                 <pic:spPr>
                   <a:xfrm>
                     <a:off x="0" y="0"/>
-                    <a:ext cx="5943600" cy="1814945"/>
+                    <a:ext cx="6400800" cy="1954557"/>
                   </a:xfrm>
                   <a:prstGeom prst="rect"/>
                 </pic:spPr>
